--- a/Q1_Lectures/Hofstad_FHCC_Sermon_5.docx
+++ b/Q1_Lectures/Hofstad_FHCC_Sermon_5.docx
@@ -416,7 +416,21 @@
         <w:rPr>
           <w:rFonts w:ascii="Inter" w:hAnsi="Inter"/>
         </w:rPr>
-        <w:t>How do you build a following massive enough and disciplined enough that it eventually provides the historical momentum to convict a rogue Roman Prefect like Pontius Pilate? You do it through the radical distribution of equity.</w:t>
+        <w:t xml:space="preserve">How do you build a following massive enough and disciplined enough </w:t>
+      </w:r>
+      <w:proofErr w:type="gramStart"/>
+      <w:r>
+        <w:rPr>
+          <w:rFonts w:ascii="Inter" w:hAnsi="Inter"/>
+        </w:rPr>
+        <w:t>that it</w:t>
+      </w:r>
+      <w:proofErr w:type="gramEnd"/>
+      <w:r>
+        <w:rPr>
+          <w:rFonts w:ascii="Inter" w:hAnsi="Inter"/>
+        </w:rPr>
+        <w:t xml:space="preserve"> eventually provides the historical momentum to convict a rogue Roman Prefect like Pontius Pilate? You do it through the radical distribution of equity.</w:t>
       </w:r>
     </w:p>
     <w:p>
@@ -636,27 +650,55 @@
         <w:rPr>
           <w:rFonts w:ascii="Inter" w:hAnsi="Inter"/>
         </w:rPr>
-        <w:t>Decades after the crucifixion, Rome burned to the ground during the reign of Emperor Nero. In an attempt to deflect blame for the fire, Nero scapegoated the Christians, subjecting them to horrific executions—crucifixions, tearing by wild dogs, and burning them alive as human torches.</w:t>
-      </w:r>
-    </w:p>
-    <w:p>
-      <w:pPr>
-        <w:rPr>
-          <w:rFonts w:ascii="Inter" w:hAnsi="Inter"/>
-        </w:rPr>
-      </w:pPr>
-    </w:p>
-    <w:p>
-      <w:pPr>
-        <w:rPr>
-          <w:rFonts w:ascii="Inter" w:hAnsi="Inter"/>
-        </w:rPr>
-      </w:pPr>
-      <w:r>
-        <w:rPr>
-          <w:rFonts w:ascii="Inter" w:hAnsi="Inter"/>
-        </w:rPr>
-        <w:t>But Nero miscalculated the depth of the equity Jesus had built. Instead of breaking under the torture, the followers of the King held the line. Their unwavering loyalty in the face of brutal death shocked the Roman populace. The teachings of Jesus were strong enough, and the preservation of Israel's texts—like those that would be safeguarded in the great Theological Library of Caesarea Maritima—were efficient enough, that they overwhelmed the pagan state.</w:t>
+        <w:t xml:space="preserve">Decades after the crucifixion, Rome burned to the ground during the reign of Emperor Nero. </w:t>
+      </w:r>
+      <w:proofErr w:type="gramStart"/>
+      <w:r>
+        <w:rPr>
+          <w:rFonts w:ascii="Inter" w:hAnsi="Inter"/>
+        </w:rPr>
+        <w:t>In an attempt to</w:t>
+      </w:r>
+      <w:proofErr w:type="gramEnd"/>
+      <w:r>
+        <w:rPr>
+          <w:rFonts w:ascii="Inter" w:hAnsi="Inter"/>
+        </w:rPr>
+        <w:t xml:space="preserve"> deflect blame for the fire, Nero scapegoated the Christians, subjecting them to horrific executions—crucifixions, tearing by wild dogs, and burning them alive as human torches.</w:t>
+      </w:r>
+    </w:p>
+    <w:p>
+      <w:pPr>
+        <w:rPr>
+          <w:rFonts w:ascii="Inter" w:hAnsi="Inter"/>
+        </w:rPr>
+      </w:pPr>
+    </w:p>
+    <w:p>
+      <w:pPr>
+        <w:rPr>
+          <w:rFonts w:ascii="Inter" w:hAnsi="Inter"/>
+        </w:rPr>
+      </w:pPr>
+      <w:r>
+        <w:rPr>
+          <w:rFonts w:ascii="Inter" w:hAnsi="Inter"/>
+        </w:rPr>
+        <w:t xml:space="preserve">But Nero miscalculated the depth of the equity Jesus had built. Instead of breaking under </w:t>
+      </w:r>
+      <w:proofErr w:type="gramStart"/>
+      <w:r>
+        <w:rPr>
+          <w:rFonts w:ascii="Inter" w:hAnsi="Inter"/>
+        </w:rPr>
+        <w:t>the torture</w:t>
+      </w:r>
+      <w:proofErr w:type="gramEnd"/>
+      <w:r>
+        <w:rPr>
+          <w:rFonts w:ascii="Inter" w:hAnsi="Inter"/>
+        </w:rPr>
+        <w:t>, the followers of the King held the line. Their unwavering loyalty in the face of brutal death shocked the Roman populace. The teachings of Jesus were strong enough, and the preservation of Israel's texts—like those that would be safeguarded in the great Theological Library of Caesarea Maritima—were efficient enough, that they overwhelmed the pagan state.</w:t>
       </w:r>
     </w:p>
     <w:p>
@@ -704,7 +746,35 @@
         <w:rPr>
           <w:rFonts w:ascii="Inter" w:hAnsi="Inter"/>
         </w:rPr>
-        <w:t>—the Roman Empire entered into what was essentially indentured service to the Kingdom of the Jews. Rome surrendered its gods, accepted the executed King of Israel as the Supreme Lord of the universe, and spent the vast majority of its imperial wealth and logistical infrastructure printing and transporting His open-source Bible to every corner of the globe.</w:t>
+        <w:t xml:space="preserve">—the Roman Empire </w:t>
+      </w:r>
+      <w:proofErr w:type="gramStart"/>
+      <w:r>
+        <w:rPr>
+          <w:rFonts w:ascii="Inter" w:hAnsi="Inter"/>
+        </w:rPr>
+        <w:t>entered into</w:t>
+      </w:r>
+      <w:proofErr w:type="gramEnd"/>
+      <w:r>
+        <w:rPr>
+          <w:rFonts w:ascii="Inter" w:hAnsi="Inter"/>
+        </w:rPr>
+        <w:t xml:space="preserve"> what was essentially indentured service to the Kingdom of the Jews. Rome surrendered its gods, accepted the executed King of Israel as the Supreme Lord of the universe, and spent </w:t>
+      </w:r>
+      <w:proofErr w:type="gramStart"/>
+      <w:r>
+        <w:rPr>
+          <w:rFonts w:ascii="Inter" w:hAnsi="Inter"/>
+        </w:rPr>
+        <w:t>the vast majority of</w:t>
+      </w:r>
+      <w:proofErr w:type="gramEnd"/>
+      <w:r>
+        <w:rPr>
+          <w:rFonts w:ascii="Inter" w:hAnsi="Inter"/>
+        </w:rPr>
+        <w:t xml:space="preserve"> its imperial wealth and logistical infrastructure printing and transporting His open-source Bible to every corner of the globe.</w:t>
       </w:r>
     </w:p>
     <w:p>
@@ -741,7 +811,21 @@
         <w:rPr>
           <w:rFonts w:ascii="Inter" w:hAnsi="Inter"/>
         </w:rPr>
-        <w:t>For the leaders in this room—the doctors fighting a drug epidemic, the researchers building the greatest oncology hospital on earth, and the Marines standing post—the lesson is absolute.</w:t>
+        <w:t xml:space="preserve">For the leaders in this room—the doctors fighting a drug epidemic, the researchers </w:t>
+      </w:r>
+      <w:proofErr w:type="gramStart"/>
+      <w:r>
+        <w:rPr>
+          <w:rFonts w:ascii="Inter" w:hAnsi="Inter"/>
+        </w:rPr>
+        <w:t>building</w:t>
+      </w:r>
+      <w:proofErr w:type="gramEnd"/>
+      <w:r>
+        <w:rPr>
+          <w:rFonts w:ascii="Inter" w:hAnsi="Inter"/>
+        </w:rPr>
+        <w:t xml:space="preserve"> the greatest oncology hospital on earth, and the Marines standing post—the lesson is absolute.</w:t>
       </w:r>
     </w:p>
     <w:p>
@@ -955,11 +1039,19 @@
           <w:rFonts w:ascii="Inter" w:hAnsi="Inter"/>
         </w:rPr>
       </w:pPr>
-      <w:r>
-        <w:rPr>
-          <w:rFonts w:ascii="Inter" w:hAnsi="Inter"/>
-        </w:rPr>
-        <w:t xml:space="preserve">Diversio. (n.d.). </w:t>
+      <w:proofErr w:type="spellStart"/>
+      <w:r>
+        <w:rPr>
+          <w:rFonts w:ascii="Inter" w:hAnsi="Inter"/>
+        </w:rPr>
+        <w:t>Diversio</w:t>
+      </w:r>
+      <w:proofErr w:type="spellEnd"/>
+      <w:r>
+        <w:rPr>
+          <w:rFonts w:ascii="Inter" w:hAnsi="Inter"/>
+        </w:rPr>
+        <w:t xml:space="preserve">. (n.d.). </w:t>
       </w:r>
       <w:r>
         <w:rPr>
@@ -995,11 +1087,19 @@
           <w:rFonts w:ascii="Inter" w:hAnsi="Inter"/>
         </w:rPr>
       </w:pPr>
-      <w:r>
-        <w:rPr>
-          <w:rFonts w:ascii="Inter" w:hAnsi="Inter"/>
-        </w:rPr>
-        <w:t xml:space="preserve">Faithward. (n.d.). </w:t>
+      <w:proofErr w:type="spellStart"/>
+      <w:r>
+        <w:rPr>
+          <w:rFonts w:ascii="Inter" w:hAnsi="Inter"/>
+        </w:rPr>
+        <w:t>Faithward</w:t>
+      </w:r>
+      <w:proofErr w:type="spellEnd"/>
+      <w:r>
+        <w:rPr>
+          <w:rFonts w:ascii="Inter" w:hAnsi="Inter"/>
+        </w:rPr>
+        <w:t xml:space="preserve">. (n.d.). </w:t>
       </w:r>
       <w:r>
         <w:rPr>
@@ -1235,11 +1335,19 @@
           <w:rFonts w:ascii="Inter" w:hAnsi="Inter"/>
         </w:rPr>
       </w:pPr>
-      <w:r>
-        <w:rPr>
-          <w:rFonts w:ascii="Inter" w:hAnsi="Inter"/>
-        </w:rPr>
-        <w:t xml:space="preserve">WallBuilders. (n.d.). </w:t>
+      <w:proofErr w:type="spellStart"/>
+      <w:r>
+        <w:rPr>
+          <w:rFonts w:ascii="Inter" w:hAnsi="Inter"/>
+        </w:rPr>
+        <w:t>WallBuilders</w:t>
+      </w:r>
+      <w:proofErr w:type="spellEnd"/>
+      <w:r>
+        <w:rPr>
+          <w:rFonts w:ascii="Inter" w:hAnsi="Inter"/>
+        </w:rPr>
+        <w:t xml:space="preserve">. (n.d.). </w:t>
       </w:r>
       <w:r>
         <w:rPr>
@@ -1616,13 +1724,6 @@
           <w:t>https://www.thecollector.com/how-did-emperor-nero-treat-christians-during-his-reign/</w:t>
         </w:r>
       </w:hyperlink>
-    </w:p>
-    <w:p>
-      <w:pPr>
-        <w:rPr>
-          <w:rFonts w:ascii="Inter" w:hAnsi="Inter"/>
-        </w:rPr>
-      </w:pPr>
     </w:p>
     <w:p>
       <w:pPr>
@@ -2004,7 +2105,25 @@
           <w:b/>
           <w:bCs/>
         </w:rPr>
-        <w:t>Virus Treatment Centers [VirusTC]</w:t>
+        <w:t>Virus Treatment Centers [</w:t>
+      </w:r>
+      <w:proofErr w:type="spellStart"/>
+      <w:r>
+        <w:rPr>
+          <w:rFonts w:ascii="Inter" w:hAnsi="Inter"/>
+          <w:b/>
+          <w:bCs/>
+        </w:rPr>
+        <w:t>VirusTC</w:t>
+      </w:r>
+      <w:proofErr w:type="spellEnd"/>
+      <w:r>
+        <w:rPr>
+          <w:rFonts w:ascii="Inter" w:hAnsi="Inter"/>
+          <w:b/>
+          <w:bCs/>
+        </w:rPr>
+        <w:t>]</w:t>
       </w:r>
     </w:p>
     <w:p>

--- a/Q1_Lectures/Hofstad_FHCC_Sermon_5.docx
+++ b/Q1_Lectures/Hofstad_FHCC_Sermon_5.docx
@@ -2241,6 +2241,12 @@
         <w:t>https://healthcarelawmatters.foxrothschild.com/contact/</w:t>
       </w:r>
     </w:hyperlink>
+    <w:r>
+      <w:rPr>
+        <w:rFonts w:ascii="Inter" w:hAnsi="Inter"/>
+      </w:rPr>
+      <w:tab/>
+    </w:r>
     <w:r>
       <w:rPr>
         <w:rFonts w:ascii="Inter" w:hAnsi="Inter"/>
